--- a/ROS2_URDF_4DOF_Arm_Deep_Bisen/report_editable.docx
+++ b/ROS2_URDF_4DOF_Arm_Deep_Bisen/report_editable.docx
@@ -56,12 +56,6 @@
     <w:p>
       <w:r>
         <w:t>Student: Deep Bisen</w:t>
-        <w:br/>
-        <w:t>Roll Number: [Roll Number]</w:t>
-        <w:br/>
-        <w:t>College: [College Name]</w:t>
-        <w:br/>
-        <w:t>Branch / Semester: [Branch / Semester]</w:t>
         <w:br/>
         <w:t>Date: 23 October 2026</w:t>
       </w:r>
@@ -1472,7 +1466,7 @@
     </w:tbl>
     <w:p>
       <w:r>
-        <w:t>Before submission: fill roll number, college and semester; build and launch the package on ROS 2 Humble; capture genuine RViz and live TF evidence; update this report with actual results. Upload the full folder ROS2_URDF_4DOF_Arm_Deep_Bisen to Google Drive and submit its shared link, as required in the assignment. A PDF alone does not include all requested source files and runtime screenshots.</w:t>
+        <w:t>Before submission: build and launch the package on ROS 2 Humble; capture genuine RViz and live TF evidence; update this report with actual results. Upload the full folder ROS2_URDF_4DOF_Arm_Deep_Bisen to Google Drive and submit its shared link, as required in the assignment. A PDF alone does not include all requested source files and runtime screenshots.</w:t>
       </w:r>
     </w:p>
     <w:p>
